--- a/Science Books/QED Course/Lesson 59 Decay Rates.docx
+++ b/Science Books/QED Course/Lesson 59 Decay Rates.docx
@@ -370,8 +370,258 @@
       <m:oMathPara>
         <m:oMath>
           <m:r>
-            <m:t xml:space="preserve">dΓ = (1/(2E_i)) |ℳ|² (2π)⁴δ⁴(p_i−p₁−p₂) d³p₁/((2π)³2E₁) d³p₂/((2π)³2E₂)</m:t>
+            <m:t xml:space="preserve">dΓ</m:t>
           </m:r>
+          <m:r>
+            <m:t xml:space="preserve">=</m:t>
+          </m:r>
+          <m:f>
+            <m:num>
+              <m:r>
+                <m:t xml:space="preserve">1</m:t>
+              </m:r>
+            </m:num>
+            <m:den>
+              <m:sSub>
+                <m:e>
+                  <m:r>
+                    <m:t xml:space="preserve">2E</m:t>
+                  </m:r>
+                </m:e>
+                <m:sub>
+                  <m:r>
+                    <m:t xml:space="preserve">i</m:t>
+                  </m:r>
+                </m:sub>
+              </m:sSub>
+            </m:den>
+          </m:f>
+          <m:r>
+            <m:t xml:space="preserve"> </m:t>
+          </m:r>
+          <m:sSup>
+            <m:e>
+              <m:d>
+                <m:dPr>
+                  <m:begChr m:val="|"/>
+                  <m:endChr m:val="|"/>
+                </m:dPr>
+                <m:e>
+                  <m:r>
+                    <m:t xml:space="preserve">ℳ</m:t>
+                  </m:r>
+                </m:e>
+              </m:d>
+            </m:e>
+            <m:sup>
+              <m:r>
+                <m:t xml:space="preserve">2</m:t>
+              </m:r>
+            </m:sup>
+          </m:sSup>
+          <m:r>
+            <m:t xml:space="preserve"> </m:t>
+          </m:r>
+          <m:sSup>
+            <m:e>
+              <m:d>
+                <m:dPr/>
+                <m:e>
+                  <m:r>
+                    <m:t xml:space="preserve">2π</m:t>
+                  </m:r>
+                </m:e>
+              </m:d>
+            </m:e>
+            <m:sup>
+              <m:r>
+                <m:t xml:space="preserve">4</m:t>
+              </m:r>
+            </m:sup>
+          </m:sSup>
+          <m:sSup>
+            <m:e>
+              <m:r>
+                <m:t xml:space="preserve">δ</m:t>
+              </m:r>
+            </m:e>
+            <m:sup>
+              <m:r>
+                <m:t xml:space="preserve">4</m:t>
+              </m:r>
+            </m:sup>
+          </m:sSup>
+          <m:d>
+            <m:dPr/>
+            <m:e>
+              <m:sSub>
+                <m:e>
+                  <m:r>
+                    <m:t xml:space="preserve">p</m:t>
+                  </m:r>
+                </m:e>
+                <m:sub>
+                  <m:r>
+                    <m:t xml:space="preserve">i</m:t>
+                  </m:r>
+                </m:sub>
+              </m:sSub>
+              <m:r>
+                <m:t xml:space="preserve">−</m:t>
+              </m:r>
+              <m:sSub>
+                <m:e>
+                  <m:r>
+                    <m:t xml:space="preserve">p</m:t>
+                  </m:r>
+                </m:e>
+                <m:sub>
+                  <m:r>
+                    <m:t xml:space="preserve">1</m:t>
+                  </m:r>
+                </m:sub>
+              </m:sSub>
+              <m:r>
+                <m:t xml:space="preserve">−</m:t>
+              </m:r>
+              <m:sSub>
+                <m:e>
+                  <m:r>
+                    <m:t xml:space="preserve">p</m:t>
+                  </m:r>
+                </m:e>
+                <m:sub>
+                  <m:r>
+                    <m:t xml:space="preserve">2</m:t>
+                  </m:r>
+                </m:sub>
+              </m:sSub>
+            </m:e>
+          </m:d>
+          <m:r>
+            <m:t xml:space="preserve"> </m:t>
+          </m:r>
+          <m:f>
+            <m:num>
+              <m:sSup>
+                <m:e>
+                  <m:r>
+                    <m:t xml:space="preserve">d</m:t>
+                  </m:r>
+                </m:e>
+                <m:sup>
+                  <m:r>
+                    <m:t xml:space="preserve">3</m:t>
+                  </m:r>
+                </m:sup>
+              </m:sSup>
+              <m:sSub>
+                <m:e>
+                  <m:r>
+                    <m:t xml:space="preserve">p</m:t>
+                  </m:r>
+                </m:e>
+                <m:sub>
+                  <m:r>
+                    <m:t xml:space="preserve">1</m:t>
+                  </m:r>
+                </m:sub>
+              </m:sSub>
+            </m:num>
+            <m:den>
+              <m:sSup>
+                <m:e>
+                  <m:d>
+                    <m:dPr/>
+                    <m:e>
+                      <m:r>
+                        <m:t xml:space="preserve">2π</m:t>
+                      </m:r>
+                    </m:e>
+                  </m:d>
+                </m:e>
+                <m:sup>
+                  <m:r>
+                    <m:t xml:space="preserve">3</m:t>
+                  </m:r>
+                </m:sup>
+              </m:sSup>
+              <m:sSub>
+                <m:e>
+                  <m:r>
+                    <m:t xml:space="preserve">2E</m:t>
+                  </m:r>
+                </m:e>
+                <m:sub>
+                  <m:r>
+                    <m:t xml:space="preserve">1</m:t>
+                  </m:r>
+                </m:sub>
+              </m:sSub>
+            </m:den>
+          </m:f>
+          <m:r>
+            <m:t xml:space="preserve"> </m:t>
+          </m:r>
+          <m:f>
+            <m:num>
+              <m:sSup>
+                <m:e>
+                  <m:r>
+                    <m:t xml:space="preserve">d</m:t>
+                  </m:r>
+                </m:e>
+                <m:sup>
+                  <m:r>
+                    <m:t xml:space="preserve">3</m:t>
+                  </m:r>
+                </m:sup>
+              </m:sSup>
+              <m:sSub>
+                <m:e>
+                  <m:r>
+                    <m:t xml:space="preserve">p</m:t>
+                  </m:r>
+                </m:e>
+                <m:sub>
+                  <m:r>
+                    <m:t xml:space="preserve">2</m:t>
+                  </m:r>
+                </m:sub>
+              </m:sSub>
+            </m:num>
+            <m:den>
+              <m:sSup>
+                <m:e>
+                  <m:d>
+                    <m:dPr/>
+                    <m:e>
+                      <m:r>
+                        <m:t xml:space="preserve">2π</m:t>
+                      </m:r>
+                    </m:e>
+                  </m:d>
+                </m:e>
+                <m:sup>
+                  <m:r>
+                    <m:t xml:space="preserve">3</m:t>
+                  </m:r>
+                </m:sup>
+              </m:sSup>
+              <m:sSub>
+                <m:e>
+                  <m:r>
+                    <m:t xml:space="preserve">2E</m:t>
+                  </m:r>
+                </m:e>
+                <m:sub>
+                  <m:r>
+                    <m:t xml:space="preserve">2</m:t>
+                  </m:r>
+                </m:sub>
+              </m:sSub>
+            </m:den>
+          </m:f>
         </m:oMath>
       </m:oMathPara>
     </w:p>
@@ -435,8 +685,181 @@
       <m:oMathPara>
         <m:oMath>
           <m:r>
-            <m:t xml:space="preserve">dΓ = (1/(2M)) |ℳ|² (1/(2π)²) δ(M−E₁−E₂) d³p₁/(4E₁E₂)</m:t>
+            <m:t xml:space="preserve">dΓ</m:t>
           </m:r>
+          <m:r>
+            <m:t xml:space="preserve">=</m:t>
+          </m:r>
+          <m:f>
+            <m:num>
+              <m:r>
+                <m:t xml:space="preserve">1</m:t>
+              </m:r>
+            </m:num>
+            <m:den>
+              <m:r>
+                <m:t xml:space="preserve">2M</m:t>
+              </m:r>
+            </m:den>
+          </m:f>
+          <m:r>
+            <m:t xml:space="preserve"> </m:t>
+          </m:r>
+          <m:sSup>
+            <m:e>
+              <m:d>
+                <m:dPr>
+                  <m:begChr m:val="|"/>
+                  <m:endChr m:val="|"/>
+                </m:dPr>
+                <m:e>
+                  <m:r>
+                    <m:t xml:space="preserve">ℳ</m:t>
+                  </m:r>
+                </m:e>
+              </m:d>
+            </m:e>
+            <m:sup>
+              <m:r>
+                <m:t xml:space="preserve">2</m:t>
+              </m:r>
+            </m:sup>
+          </m:sSup>
+          <m:r>
+            <m:t xml:space="preserve"> </m:t>
+          </m:r>
+          <m:d>
+            <m:dPr/>
+            <m:e>
+              <m:f>
+                <m:num>
+                  <m:r>
+                    <m:t xml:space="preserve">1</m:t>
+                  </m:r>
+                </m:num>
+                <m:den>
+                  <m:sSup>
+                    <m:e>
+                      <m:d>
+                        <m:dPr/>
+                        <m:e>
+                          <m:r>
+                            <m:t xml:space="preserve">2π</m:t>
+                          </m:r>
+                        </m:e>
+                      </m:d>
+                    </m:e>
+                    <m:sup>
+                      <m:r>
+                        <m:t xml:space="preserve">2</m:t>
+                      </m:r>
+                    </m:sup>
+                  </m:sSup>
+                </m:den>
+              </m:f>
+            </m:e>
+          </m:d>
+          <m:r>
+            <m:t xml:space="preserve"> </m:t>
+          </m:r>
+          <m:r>
+            <m:t xml:space="preserve">δ</m:t>
+          </m:r>
+          <m:d>
+            <m:dPr/>
+            <m:e>
+              <m:r>
+                <m:t xml:space="preserve">M</m:t>
+              </m:r>
+              <m:r>
+                <m:t xml:space="preserve">−</m:t>
+              </m:r>
+              <m:sSub>
+                <m:e>
+                  <m:r>
+                    <m:t xml:space="preserve">E</m:t>
+                  </m:r>
+                </m:e>
+                <m:sub>
+                  <m:r>
+                    <m:t xml:space="preserve">1</m:t>
+                  </m:r>
+                </m:sub>
+              </m:sSub>
+              <m:r>
+                <m:t xml:space="preserve">−</m:t>
+              </m:r>
+              <m:sSub>
+                <m:e>
+                  <m:r>
+                    <m:t xml:space="preserve">E</m:t>
+                  </m:r>
+                </m:e>
+                <m:sub>
+                  <m:r>
+                    <m:t xml:space="preserve">2</m:t>
+                  </m:r>
+                </m:sub>
+              </m:sSub>
+            </m:e>
+          </m:d>
+          <m:r>
+            <m:t xml:space="preserve"> </m:t>
+          </m:r>
+          <m:f>
+            <m:num>
+              <m:sSup>
+                <m:e>
+                  <m:r>
+                    <m:t xml:space="preserve">d</m:t>
+                  </m:r>
+                </m:e>
+                <m:sup>
+                  <m:r>
+                    <m:t xml:space="preserve">3</m:t>
+                  </m:r>
+                </m:sup>
+              </m:sSup>
+              <m:sSub>
+                <m:e>
+                  <m:r>
+                    <m:t xml:space="preserve">p</m:t>
+                  </m:r>
+                </m:e>
+                <m:sub>
+                  <m:r>
+                    <m:t xml:space="preserve">1</m:t>
+                  </m:r>
+                </m:sub>
+              </m:sSub>
+            </m:num>
+            <m:den>
+              <m:sSub>
+                <m:e>
+                  <m:r>
+                    <m:t xml:space="preserve">4E</m:t>
+                  </m:r>
+                </m:e>
+                <m:sub>
+                  <m:r>
+                    <m:t xml:space="preserve">1</m:t>
+                  </m:r>
+                </m:sub>
+              </m:sSub>
+              <m:sSub>
+                <m:e>
+                  <m:r>
+                    <m:t xml:space="preserve">E</m:t>
+                  </m:r>
+                </m:e>
+                <m:sub>
+                  <m:r>
+                    <m:t xml:space="preserve">2</m:t>
+                  </m:r>
+                </m:sub>
+              </m:sSub>
+            </m:den>
+          </m:f>
         </m:oMath>
       </m:oMathPara>
     </w:p>
@@ -466,8 +889,102 @@
       <m:oMathPara>
         <m:oMath>
           <m:r>
-            <m:t xml:space="preserve">∫ p² dp δ(f(p)) = p_f E₁E₂/M</m:t>
+            <m:t xml:space="preserve">∫</m:t>
           </m:r>
+          <m:r>
+            <m:t xml:space="preserve"> </m:t>
+          </m:r>
+          <m:sSup>
+            <m:e>
+              <m:r>
+                <m:t xml:space="preserve">p</m:t>
+              </m:r>
+            </m:e>
+            <m:sup>
+              <m:r>
+                <m:t xml:space="preserve">2</m:t>
+              </m:r>
+            </m:sup>
+          </m:sSup>
+          <m:r>
+            <m:t xml:space="preserve"> </m:t>
+          </m:r>
+          <m:r>
+            <m:t xml:space="preserve">dp</m:t>
+          </m:r>
+          <m:r>
+            <m:t xml:space="preserve"> </m:t>
+          </m:r>
+          <m:r>
+            <m:t xml:space="preserve">δ</m:t>
+          </m:r>
+          <m:d>
+            <m:dPr/>
+            <m:e>
+              <m:r>
+                <m:t xml:space="preserve">f</m:t>
+              </m:r>
+              <m:d>
+                <m:dPr/>
+                <m:e>
+                  <m:r>
+                    <m:t xml:space="preserve">p</m:t>
+                  </m:r>
+                </m:e>
+              </m:d>
+            </m:e>
+          </m:d>
+          <m:r>
+            <m:t xml:space="preserve">=</m:t>
+          </m:r>
+          <m:sSub>
+            <m:e>
+              <m:r>
+                <m:t xml:space="preserve">p</m:t>
+              </m:r>
+            </m:e>
+            <m:sub>
+              <m:r>
+                <m:t xml:space="preserve">f</m:t>
+              </m:r>
+            </m:sub>
+          </m:sSub>
+          <m:r>
+            <m:t xml:space="preserve"> </m:t>
+          </m:r>
+          <m:f>
+            <m:num>
+              <m:sSub>
+                <m:e>
+                  <m:r>
+                    <m:t xml:space="preserve">E</m:t>
+                  </m:r>
+                </m:e>
+                <m:sub>
+                  <m:r>
+                    <m:t xml:space="preserve">1</m:t>
+                  </m:r>
+                </m:sub>
+              </m:sSub>
+              <m:sSub>
+                <m:e>
+                  <m:r>
+                    <m:t xml:space="preserve">E</m:t>
+                  </m:r>
+                </m:e>
+                <m:sub>
+                  <m:r>
+                    <m:t xml:space="preserve">2</m:t>
+                  </m:r>
+                </m:sub>
+              </m:sSub>
+            </m:num>
+            <m:den>
+              <m:r>
+                <m:t xml:space="preserve">M</m:t>
+              </m:r>
+            </m:den>
+          </m:f>
         </m:oMath>
       </m:oMathPara>
     </w:p>
@@ -512,9 +1029,95 @@
       </w:pPr>
       <m:oMathPara>
         <m:oMath>
+          <m:f>
+            <m:num>
+              <m:r>
+                <m:t xml:space="preserve">dΓ</m:t>
+              </m:r>
+            </m:num>
+            <m:den>
+              <m:r>
+                <m:t xml:space="preserve">dΩ</m:t>
+              </m:r>
+            </m:den>
+          </m:f>
           <m:r>
-            <m:t xml:space="preserve">dΓ/dΩ = p_f |ℳ|² / (32 π² M²)</m:t>
+            <m:t xml:space="preserve">=</m:t>
           </m:r>
+          <m:sSub>
+            <m:e>
+              <m:r>
+                <m:t xml:space="preserve">p</m:t>
+              </m:r>
+            </m:e>
+            <m:sub>
+              <m:r>
+                <m:t xml:space="preserve">f</m:t>
+              </m:r>
+            </m:sub>
+          </m:sSub>
+          <m:r>
+            <m:t xml:space="preserve"> </m:t>
+          </m:r>
+          <m:f>
+            <m:num>
+              <m:sSup>
+                <m:e>
+                  <m:d>
+                    <m:dPr>
+                      <m:begChr m:val="|"/>
+                      <m:endChr m:val="|"/>
+                    </m:dPr>
+                    <m:e>
+                      <m:r>
+                        <m:t xml:space="preserve">ℳ</m:t>
+                      </m:r>
+                    </m:e>
+                  </m:d>
+                </m:e>
+                <m:sup>
+                  <m:r>
+                    <m:t xml:space="preserve">2</m:t>
+                  </m:r>
+                </m:sup>
+              </m:sSup>
+            </m:num>
+            <m:den>
+              <m:r>
+                <m:t xml:space="preserve">32</m:t>
+              </m:r>
+              <m:r>
+                <m:t xml:space="preserve"> </m:t>
+              </m:r>
+              <m:sSup>
+                <m:e>
+                  <m:r>
+                    <m:t xml:space="preserve">π</m:t>
+                  </m:r>
+                </m:e>
+                <m:sup>
+                  <m:r>
+                    <m:t xml:space="preserve">2</m:t>
+                  </m:r>
+                </m:sup>
+              </m:sSup>
+              <m:r>
+                <m:t xml:space="preserve"> </m:t>
+              </m:r>
+              <m:sSup>
+                <m:e>
+                  <m:r>
+                    <m:t xml:space="preserve">M</m:t>
+                  </m:r>
+                </m:e>
+                <m:sup>
+                  <m:r>
+                    <m:t xml:space="preserve">2</m:t>
+                  </m:r>
+                </m:sup>
+              </m:sSup>
+            </m:den>
+          </m:f>
         </m:oMath>
       </m:oMathPara>
     </w:p>
@@ -544,8 +1147,224 @@
       <m:oMathPara>
         <m:oMath>
           <m:r>
-            <m:t xml:space="preserve">Γ = ∫ dΩ , p_f|ℳ|²/(32π²M²) = 4π · p_f|ℳ|²/(32π²M²) = p_f |ℳ|² / (8 π M²)</m:t>
+            <m:t xml:space="preserve">Γ</m:t>
           </m:r>
+          <m:r>
+            <m:t xml:space="preserve">=</m:t>
+          </m:r>
+          <m:r>
+            <m:t xml:space="preserve">∫</m:t>
+          </m:r>
+          <m:r>
+            <m:t xml:space="preserve"> </m:t>
+          </m:r>
+          <m:r>
+            <m:t xml:space="preserve">dΩ</m:t>
+          </m:r>
+          <m:r>
+            <m:t xml:space="preserve"> </m:t>
+          </m:r>
+          <m:f>
+            <m:num>
+              <m:sSub>
+                <m:e>
+                  <m:r>
+                    <m:t xml:space="preserve">p</m:t>
+                  </m:r>
+                </m:e>
+                <m:sub>
+                  <m:r>
+                    <m:t xml:space="preserve">f</m:t>
+                  </m:r>
+                </m:sub>
+              </m:sSub>
+              <m:sSup>
+                <m:e>
+                  <m:d>
+                    <m:dPr>
+                      <m:begChr m:val="|"/>
+                      <m:endChr m:val="|"/>
+                    </m:dPr>
+                    <m:e>
+                      <m:r>
+                        <m:t xml:space="preserve">ℳ</m:t>
+                      </m:r>
+                    </m:e>
+                  </m:d>
+                </m:e>
+                <m:sup>
+                  <m:r>
+                    <m:t xml:space="preserve">2</m:t>
+                  </m:r>
+                </m:sup>
+              </m:sSup>
+            </m:num>
+            <m:den>
+              <m:sSup>
+                <m:e>
+                  <m:r>
+                    <m:t xml:space="preserve">32π</m:t>
+                  </m:r>
+                </m:e>
+                <m:sup>
+                  <m:r>
+                    <m:t xml:space="preserve">2</m:t>
+                  </m:r>
+                </m:sup>
+              </m:sSup>
+              <m:sSup>
+                <m:e>
+                  <m:r>
+                    <m:t xml:space="preserve">M</m:t>
+                  </m:r>
+                </m:e>
+                <m:sup>
+                  <m:r>
+                    <m:t xml:space="preserve">2</m:t>
+                  </m:r>
+                </m:sup>
+              </m:sSup>
+            </m:den>
+          </m:f>
+          <m:r>
+            <m:t xml:space="preserve">=</m:t>
+          </m:r>
+          <m:r>
+            <m:t xml:space="preserve">4π</m:t>
+          </m:r>
+          <m:r>
+            <m:t xml:space="preserve">·</m:t>
+          </m:r>
+          <m:f>
+            <m:num>
+              <m:sSub>
+                <m:e>
+                  <m:r>
+                    <m:t xml:space="preserve">p</m:t>
+                  </m:r>
+                </m:e>
+                <m:sub>
+                  <m:r>
+                    <m:t xml:space="preserve">f</m:t>
+                  </m:r>
+                </m:sub>
+              </m:sSub>
+              <m:sSup>
+                <m:e>
+                  <m:d>
+                    <m:dPr>
+                      <m:begChr m:val="|"/>
+                      <m:endChr m:val="|"/>
+                    </m:dPr>
+                    <m:e>
+                      <m:r>
+                        <m:t xml:space="preserve">ℳ</m:t>
+                      </m:r>
+                    </m:e>
+                  </m:d>
+                </m:e>
+                <m:sup>
+                  <m:r>
+                    <m:t xml:space="preserve">2</m:t>
+                  </m:r>
+                </m:sup>
+              </m:sSup>
+            </m:num>
+            <m:den>
+              <m:sSup>
+                <m:e>
+                  <m:r>
+                    <m:t xml:space="preserve">32π</m:t>
+                  </m:r>
+                </m:e>
+                <m:sup>
+                  <m:r>
+                    <m:t xml:space="preserve">2</m:t>
+                  </m:r>
+                </m:sup>
+              </m:sSup>
+              <m:sSup>
+                <m:e>
+                  <m:r>
+                    <m:t xml:space="preserve">M</m:t>
+                  </m:r>
+                </m:e>
+                <m:sup>
+                  <m:r>
+                    <m:t xml:space="preserve">2</m:t>
+                  </m:r>
+                </m:sup>
+              </m:sSup>
+            </m:den>
+          </m:f>
+          <m:r>
+            <m:t xml:space="preserve">=</m:t>
+          </m:r>
+          <m:sSub>
+            <m:e>
+              <m:r>
+                <m:t xml:space="preserve">p</m:t>
+              </m:r>
+            </m:e>
+            <m:sub>
+              <m:r>
+                <m:t xml:space="preserve">f</m:t>
+              </m:r>
+            </m:sub>
+          </m:sSub>
+          <m:r>
+            <m:t xml:space="preserve"> </m:t>
+          </m:r>
+          <m:f>
+            <m:num>
+              <m:sSup>
+                <m:e>
+                  <m:d>
+                    <m:dPr>
+                      <m:begChr m:val="|"/>
+                      <m:endChr m:val="|"/>
+                    </m:dPr>
+                    <m:e>
+                      <m:r>
+                        <m:t xml:space="preserve">ℳ</m:t>
+                      </m:r>
+                    </m:e>
+                  </m:d>
+                </m:e>
+                <m:sup>
+                  <m:r>
+                    <m:t xml:space="preserve">2</m:t>
+                  </m:r>
+                </m:sup>
+              </m:sSup>
+            </m:num>
+            <m:den>
+              <m:r>
+                <m:t xml:space="preserve">8</m:t>
+              </m:r>
+              <m:r>
+                <m:t xml:space="preserve"> </m:t>
+              </m:r>
+              <m:r>
+                <m:t xml:space="preserve">π</m:t>
+              </m:r>
+              <m:r>
+                <m:t xml:space="preserve"> </m:t>
+              </m:r>
+              <m:sSup>
+                <m:e>
+                  <m:r>
+                    <m:t xml:space="preserve">M</m:t>
+                  </m:r>
+                </m:e>
+                <m:sup>
+                  <m:r>
+                    <m:t xml:space="preserve">2</m:t>
+                  </m:r>
+                </m:sup>
+              </m:sSup>
+            </m:den>
+          </m:f>
         </m:oMath>
       </m:oMathPara>
     </w:p>
@@ -590,9 +1409,82 @@
       </w:pPr>
       <m:oMathPara>
         <m:oMath>
+          <m:sSub>
+            <m:e>
+              <m:r>
+                <m:t xml:space="preserve">E</m:t>
+              </m:r>
+            </m:e>
+            <m:sub>
+              <m:r>
+                <m:t xml:space="preserve">1</m:t>
+              </m:r>
+            </m:sub>
+          </m:sSub>
           <m:r>
-            <m:t xml:space="preserve">E₁ = (M²+m₁²−m₂²)/(2M)</m:t>
+            <m:t xml:space="preserve">=</m:t>
           </m:r>
+          <m:f>
+            <m:num>
+              <m:sSup>
+                <m:e>
+                  <m:r>
+                    <m:t xml:space="preserve">M</m:t>
+                  </m:r>
+                </m:e>
+                <m:sup>
+                  <m:r>
+                    <m:t xml:space="preserve">2</m:t>
+                  </m:r>
+                </m:sup>
+              </m:sSup>
+              <m:r>
+                <m:t xml:space="preserve">+</m:t>
+              </m:r>
+              <m:sSubSup>
+                <m:e>
+                  <m:r>
+                    <m:t xml:space="preserve">m</m:t>
+                  </m:r>
+                </m:e>
+                <m:sub>
+                  <m:r>
+                    <m:t xml:space="preserve">1</m:t>
+                  </m:r>
+                </m:sub>
+                <m:sup>
+                  <m:r>
+                    <m:t xml:space="preserve">2</m:t>
+                  </m:r>
+                </m:sup>
+              </m:sSubSup>
+              <m:r>
+                <m:t xml:space="preserve">−</m:t>
+              </m:r>
+              <m:sSubSup>
+                <m:e>
+                  <m:r>
+                    <m:t xml:space="preserve">m</m:t>
+                  </m:r>
+                </m:e>
+                <m:sub>
+                  <m:r>
+                    <m:t xml:space="preserve">2</m:t>
+                  </m:r>
+                </m:sub>
+                <m:sup>
+                  <m:r>
+                    <m:t xml:space="preserve">2</m:t>
+                  </m:r>
+                </m:sup>
+              </m:sSubSup>
+            </m:num>
+            <m:den>
+              <m:r>
+                <m:t xml:space="preserve">2M</m:t>
+              </m:r>
+            </m:den>
+          </m:f>
         </m:oMath>
       </m:oMathPara>
     </w:p>
@@ -608,9 +1500,196 @@
       </w:pPr>
       <m:oMathPara>
         <m:oMath>
+          <m:sSubSup>
+            <m:e>
+              <m:r>
+                <m:t xml:space="preserve">p</m:t>
+              </m:r>
+            </m:e>
+            <m:sub>
+              <m:r>
+                <m:t xml:space="preserve">f</m:t>
+              </m:r>
+            </m:sub>
+            <m:sup>
+              <m:r>
+                <m:t xml:space="preserve">2</m:t>
+              </m:r>
+            </m:sup>
+          </m:sSubSup>
           <m:r>
-            <m:t xml:space="preserve">p_f² = (M−m₁−m₂)(M+m₁+m₂)(M−m₁+m₂)(M+m₁−m₂) / (4M²)</m:t>
+            <m:t xml:space="preserve">=</m:t>
           </m:r>
+          <m:f>
+            <m:num>
+              <m:d>
+                <m:dPr/>
+                <m:e>
+                  <m:r>
+                    <m:t xml:space="preserve">M</m:t>
+                  </m:r>
+                  <m:r>
+                    <m:t xml:space="preserve">−</m:t>
+                  </m:r>
+                  <m:sSub>
+                    <m:e>
+                      <m:r>
+                        <m:t xml:space="preserve">m</m:t>
+                      </m:r>
+                    </m:e>
+                    <m:sub>
+                      <m:r>
+                        <m:t xml:space="preserve">1</m:t>
+                      </m:r>
+                    </m:sub>
+                  </m:sSub>
+                  <m:r>
+                    <m:t xml:space="preserve">−</m:t>
+                  </m:r>
+                  <m:sSub>
+                    <m:e>
+                      <m:r>
+                        <m:t xml:space="preserve">m</m:t>
+                      </m:r>
+                    </m:e>
+                    <m:sub>
+                      <m:r>
+                        <m:t xml:space="preserve">2</m:t>
+                      </m:r>
+                    </m:sub>
+                  </m:sSub>
+                </m:e>
+              </m:d>
+              <m:d>
+                <m:dPr/>
+                <m:e>
+                  <m:r>
+                    <m:t xml:space="preserve">M</m:t>
+                  </m:r>
+                  <m:r>
+                    <m:t xml:space="preserve">+</m:t>
+                  </m:r>
+                  <m:sSub>
+                    <m:e>
+                      <m:r>
+                        <m:t xml:space="preserve">m</m:t>
+                      </m:r>
+                    </m:e>
+                    <m:sub>
+                      <m:r>
+                        <m:t xml:space="preserve">1</m:t>
+                      </m:r>
+                    </m:sub>
+                  </m:sSub>
+                  <m:r>
+                    <m:t xml:space="preserve">+</m:t>
+                  </m:r>
+                  <m:sSub>
+                    <m:e>
+                      <m:r>
+                        <m:t xml:space="preserve">m</m:t>
+                      </m:r>
+                    </m:e>
+                    <m:sub>
+                      <m:r>
+                        <m:t xml:space="preserve">2</m:t>
+                      </m:r>
+                    </m:sub>
+                  </m:sSub>
+                </m:e>
+              </m:d>
+              <m:d>
+                <m:dPr/>
+                <m:e>
+                  <m:r>
+                    <m:t xml:space="preserve">M</m:t>
+                  </m:r>
+                  <m:r>
+                    <m:t xml:space="preserve">−</m:t>
+                  </m:r>
+                  <m:sSub>
+                    <m:e>
+                      <m:r>
+                        <m:t xml:space="preserve">m</m:t>
+                      </m:r>
+                    </m:e>
+                    <m:sub>
+                      <m:r>
+                        <m:t xml:space="preserve">1</m:t>
+                      </m:r>
+                    </m:sub>
+                  </m:sSub>
+                  <m:r>
+                    <m:t xml:space="preserve">+</m:t>
+                  </m:r>
+                  <m:sSub>
+                    <m:e>
+                      <m:r>
+                        <m:t xml:space="preserve">m</m:t>
+                      </m:r>
+                    </m:e>
+                    <m:sub>
+                      <m:r>
+                        <m:t xml:space="preserve">2</m:t>
+                      </m:r>
+                    </m:sub>
+                  </m:sSub>
+                </m:e>
+              </m:d>
+              <m:d>
+                <m:dPr/>
+                <m:e>
+                  <m:r>
+                    <m:t xml:space="preserve">M</m:t>
+                  </m:r>
+                  <m:r>
+                    <m:t xml:space="preserve">+</m:t>
+                  </m:r>
+                  <m:sSub>
+                    <m:e>
+                      <m:r>
+                        <m:t xml:space="preserve">m</m:t>
+                      </m:r>
+                    </m:e>
+                    <m:sub>
+                      <m:r>
+                        <m:t xml:space="preserve">1</m:t>
+                      </m:r>
+                    </m:sub>
+                  </m:sSub>
+                  <m:r>
+                    <m:t xml:space="preserve">−</m:t>
+                  </m:r>
+                  <m:sSub>
+                    <m:e>
+                      <m:r>
+                        <m:t xml:space="preserve">m</m:t>
+                      </m:r>
+                    </m:e>
+                    <m:sub>
+                      <m:r>
+                        <m:t xml:space="preserve">2</m:t>
+                      </m:r>
+                    </m:sub>
+                  </m:sSub>
+                </m:e>
+              </m:d>
+            </m:num>
+            <m:den>
+              <m:sSup>
+                <m:e>
+                  <m:r>
+                    <m:t xml:space="preserve">4M</m:t>
+                  </m:r>
+                </m:e>
+                <m:sup>
+                  <m:r>
+                    <m:t xml:space="preserve">2</m:t>
+                  </m:r>
+                </m:sup>
+              </m:sSup>
+            </m:den>
+          </m:f>
         </m:oMath>
       </m:oMathPara>
     </w:p>
@@ -666,8 +1745,79 @@
       <m:oMathPara>
         <m:oMath>
           <m:r>
-            <m:t xml:space="preserve">Γ = (1/2) p_f |ℳ|² / (8πM²)</m:t>
+            <m:t xml:space="preserve">Γ</m:t>
           </m:r>
+          <m:r>
+            <m:t xml:space="preserve">=</m:t>
+          </m:r>
+          <m:f>
+            <m:num>
+              <m:r>
+                <m:t xml:space="preserve">1</m:t>
+              </m:r>
+            </m:num>
+            <m:den>
+              <m:r>
+                <m:t xml:space="preserve">2</m:t>
+              </m:r>
+            </m:den>
+          </m:f>
+          <m:r>
+            <m:t xml:space="preserve"> </m:t>
+          </m:r>
+          <m:sSub>
+            <m:e>
+              <m:r>
+                <m:t xml:space="preserve">p</m:t>
+              </m:r>
+            </m:e>
+            <m:sub>
+              <m:r>
+                <m:t xml:space="preserve">f</m:t>
+              </m:r>
+            </m:sub>
+          </m:sSub>
+          <m:r>
+            <m:t xml:space="preserve"> </m:t>
+          </m:r>
+          <m:f>
+            <m:num>
+              <m:sSup>
+                <m:e>
+                  <m:d>
+                    <m:dPr>
+                      <m:begChr m:val="|"/>
+                      <m:endChr m:val="|"/>
+                    </m:dPr>
+                    <m:e>
+                      <m:r>
+                        <m:t xml:space="preserve">ℳ</m:t>
+                      </m:r>
+                    </m:e>
+                  </m:d>
+                </m:e>
+                <m:sup>
+                  <m:r>
+                    <m:t xml:space="preserve">2</m:t>
+                  </m:r>
+                </m:sup>
+              </m:sSup>
+            </m:num>
+            <m:den>
+              <m:sSup>
+                <m:e>
+                  <m:r>
+                    <m:t xml:space="preserve">8πM</m:t>
+                  </m:r>
+                </m:e>
+                <m:sup>
+                  <m:r>
+                    <m:t xml:space="preserve">2</m:t>
+                  </m:r>
+                </m:sup>
+              </m:sSup>
+            </m:den>
+          </m:f>
         </m:oMath>
       </m:oMathPara>
     </w:p>
